--- a/REI-Recogida-de-datos/03 - Fase 2 - Informe.docx
+++ b/REI-Recogida-de-datos/03 - Fase 2 - Informe.docx
@@ -9,24 +9,25 @@
     </w:p>
     <w:p>
       <w:pPr>
-        <w:spacing w:line="480" w:lineRule="auto"/>
+        <w:spacing w:after="0" w:line="360" w:lineRule="auto"/>
       </w:pPr>
       <w:r>
         <w:t>Data:</w:t>
+      </w:r>
+      <w:r>
+        <w:t xml:space="preserve">                                                                      </w:t>
+      </w:r>
+      <w:r>
+        <w:t xml:space="preserve">Número d’ampolla: </w:t>
+      </w:r>
+      <w:r>
+        <w:tab/>
       </w:r>
     </w:p>
     <w:p>
       <w:pPr>
-        <w:spacing w:line="480" w:lineRule="auto"/>
-      </w:pPr>
-      <w:r>
-        <w:t xml:space="preserve">Número d’ampolla: </w:t>
-      </w:r>
-      <w:r>
-        <w:tab/>
-      </w:r>
-    </w:p>
-    <w:p>
+        <w:spacing w:line="240" w:lineRule="auto"/>
+      </w:pPr>
       <w:r>
         <w:t>Membres de l’equip:</w:t>
       </w:r>
@@ -79,19 +80,10 @@
         </w:numPr>
       </w:pPr>
       <w:r>
-        <w:t xml:space="preserve">Secretari 1 </w:t>
-      </w:r>
-      <w:r>
-        <w:t>(</w:t>
-      </w:r>
-      <w:r>
-        <w:t>Apuntar els colors que surten</w:t>
-      </w:r>
-      <w:r>
-        <w:t>):</w:t>
-      </w:r>
-      <w:r>
-        <w:t xml:space="preserve"> </w:t>
+        <w:t>Secretari 1</w:t>
+      </w:r>
+      <w:r>
+        <w:t xml:space="preserve"> (Apuntar les dades)</w:t>
       </w:r>
       <w:r>
         <w:tab/>
@@ -112,7 +104,7 @@
         <w:t>(</w:t>
       </w:r>
       <w:r>
-        <w:t>Apuntar les visualitzacions que portem</w:t>
+        <w:t>Escriure les justificacions</w:t>
       </w:r>
       <w:r>
         <w:t>):</w:t>
@@ -127,8 +119,8 @@
         <w:rPr>
           <w:rFonts w:ascii="Ink Free" w:eastAsia="Century" w:hAnsi="Ink Free" w:cs="Century"/>
           <w:color w:val="4472C4" w:themeColor="accent1"/>
-          <w:sz w:val="52"/>
-          <w:szCs w:val="52"/>
+          <w:sz w:val="40"/>
+          <w:szCs w:val="40"/>
           <w14:shadow w14:blurRad="38100" w14:dist="25400" w14:dir="5400000" w14:sx="100000" w14:sy="100000" w14:kx="0" w14:ky="0" w14:algn="ctr">
             <w14:srgbClr w14:val="6E747A">
               <w14:alpha w14:val="57000"/>
@@ -145,8 +137,8 @@
         <w:rPr>
           <w:rFonts w:ascii="Ink Free" w:eastAsia="Century" w:hAnsi="Ink Free" w:cs="Century"/>
           <w:color w:val="4472C4" w:themeColor="accent1"/>
-          <w:sz w:val="52"/>
-          <w:szCs w:val="52"/>
+          <w:sz w:val="40"/>
+          <w:szCs w:val="40"/>
           <w14:shadow w14:blurRad="38100" w14:dist="25400" w14:dir="5400000" w14:sx="100000" w14:sy="100000" w14:kx="0" w14:ky="0" w14:algn="ctr">
             <w14:srgbClr w14:val="6E747A">
               <w14:alpha w14:val="57000"/>
@@ -166,8 +158,8 @@
           <w:b/>
           <w:bCs/>
           <w:color w:val="4472C4" w:themeColor="accent1"/>
-          <w:sz w:val="52"/>
-          <w:szCs w:val="52"/>
+          <w:sz w:val="40"/>
+          <w:szCs w:val="40"/>
           <w14:shadow w14:blurRad="38100" w14:dist="25400" w14:dir="5400000" w14:sx="100000" w14:sy="100000" w14:kx="0" w14:ky="0" w14:algn="ctr">
             <w14:srgbClr w14:val="6E747A">
               <w14:alpha w14:val="57000"/>
@@ -225,10 +217,10 @@
           </w14:textOutline>
         </w:rPr>
         <w:drawing>
-          <wp:inline distT="0" distB="0" distL="0" distR="0" wp14:anchorId="1A1E73B0" wp14:editId="4B7902AF">
-            <wp:extent cx="4685422" cy="3129643"/>
-            <wp:effectExtent l="0" t="0" r="1270" b="0"/>
-            <wp:docPr id="1902757258" name="Picture 4"/>
+          <wp:inline distT="0" distB="0" distL="0" distR="0" wp14:anchorId="2CB9B7E2" wp14:editId="4228F943">
+            <wp:extent cx="4652577" cy="4036979"/>
+            <wp:effectExtent l="0" t="0" r="0" b="1905"/>
+            <wp:docPr id="1066515333" name="Picture 5" descr="A spiral notebook with a spiral bound&#10;&#10;AI-generated content may be incorrect."/>
             <wp:cNvGraphicFramePr>
               <a:graphicFrameLocks xmlns:a="http://schemas.openxmlformats.org/drawingml/2006/main" noChangeAspect="1"/>
             </wp:cNvGraphicFramePr>
@@ -236,7 +228,7 @@
               <a:graphicData uri="http://schemas.openxmlformats.org/drawingml/2006/picture">
                 <pic:pic xmlns:pic="http://schemas.openxmlformats.org/drawingml/2006/picture">
                   <pic:nvPicPr>
-                    <pic:cNvPr id="0" name="Picture 2"/>
+                    <pic:cNvPr id="1066515333" name="Picture 5" descr="A spiral notebook with a spiral bound&#10;&#10;AI-generated content may be incorrect."/>
                     <pic:cNvPicPr>
                       <a:picLocks noChangeAspect="1" noChangeArrowheads="1"/>
                     </pic:cNvPicPr>
@@ -257,7 +249,7 @@
                   <pic:spPr bwMode="auto">
                     <a:xfrm>
                       <a:off x="0" y="0"/>
-                      <a:ext cx="4696839" cy="3137269"/>
+                      <a:ext cx="4683314" cy="4063649"/>
                     </a:xfrm>
                     <a:prstGeom prst="rect">
                       <a:avLst/>
@@ -280,8 +272,8 @@
         <w:rPr>
           <w:rFonts w:ascii="Ink Free" w:eastAsia="Century" w:hAnsi="Ink Free" w:cs="Century"/>
           <w:color w:val="4472C4" w:themeColor="accent1"/>
-          <w:sz w:val="52"/>
-          <w:szCs w:val="52"/>
+          <w:sz w:val="40"/>
+          <w:szCs w:val="40"/>
           <w14:shadow w14:blurRad="38100" w14:dist="25400" w14:dir="5400000" w14:sx="100000" w14:sy="100000" w14:kx="0" w14:ky="0" w14:algn="ctr">
             <w14:srgbClr w14:val="6E747A">
               <w14:alpha w14:val="57000"/>
@@ -300,8 +292,8 @@
           <w:b/>
           <w:bCs/>
           <w:color w:val="4472C4" w:themeColor="accent1"/>
-          <w:sz w:val="52"/>
-          <w:szCs w:val="52"/>
+          <w:sz w:val="40"/>
+          <w:szCs w:val="40"/>
           <w14:shadow w14:blurRad="38100" w14:dist="25400" w14:dir="5400000" w14:sx="100000" w14:sy="100000" w14:kx="0" w14:ky="0" w14:algn="ctr">
             <w14:srgbClr w14:val="6E747A">
               <w14:alpha w14:val="57000"/>
@@ -313,16 +305,14 @@
             <w14:round/>
           </w14:textOutline>
         </w:rPr>
-        <w:t>Hipòtesi</w:t>
+        <w:t xml:space="preserve">Anàlisi </w:t>
       </w:r>
       <w:r>
         <w:rPr>
           <w:rFonts w:ascii="Ink Free" w:eastAsia="Century" w:hAnsi="Ink Free" w:cs="Century"/>
-          <w:b/>
-          <w:bCs/>
           <w:color w:val="4472C4" w:themeColor="accent1"/>
-          <w:sz w:val="52"/>
-          <w:szCs w:val="52"/>
+          <w:sz w:val="40"/>
+          <w:szCs w:val="40"/>
           <w14:shadow w14:blurRad="38100" w14:dist="25400" w14:dir="5400000" w14:sx="100000" w14:sy="100000" w14:kx="0" w14:ky="0" w14:algn="ctr">
             <w14:srgbClr w14:val="6E747A">
               <w14:alpha w14:val="57000"/>
@@ -334,26 +324,7 @@
             <w14:round/>
           </w14:textOutline>
         </w:rPr>
-        <w:t>s</w:t>
-      </w:r>
-      <w:r>
-        <w:rPr>
-          <w:rFonts w:ascii="Ink Free" w:eastAsia="Century" w:hAnsi="Ink Free" w:cs="Century"/>
-          <w:color w:val="4472C4" w:themeColor="accent1"/>
-          <w:sz w:val="52"/>
-          <w:szCs w:val="52"/>
-          <w14:shadow w14:blurRad="38100" w14:dist="25400" w14:dir="5400000" w14:sx="100000" w14:sy="100000" w14:kx="0" w14:ky="0" w14:algn="ctr">
-            <w14:srgbClr w14:val="6E747A">
-              <w14:alpha w14:val="57000"/>
-            </w14:srgbClr>
-          </w14:shadow>
-          <w14:textOutline w14:w="0" w14:cap="flat" w14:cmpd="sng" w14:algn="ctr">
-            <w14:noFill/>
-            <w14:prstDash w14:val="solid"/>
-            <w14:round/>
-          </w14:textOutline>
-        </w:rPr>
-        <w:t xml:space="preserve"> sobre l’ampolla</w:t>
+        <w:t>de les dades</w:t>
       </w:r>
     </w:p>
     <w:p>
@@ -397,10 +368,10 @@
           </w14:textOutline>
         </w:rPr>
         <w:drawing>
-          <wp:inline distT="0" distB="0" distL="0" distR="0" wp14:anchorId="33921B0A" wp14:editId="09A7EA6F">
-            <wp:extent cx="4653341" cy="3902529"/>
-            <wp:effectExtent l="0" t="0" r="0" b="3175"/>
-            <wp:docPr id="1066515333" name="Picture 5"/>
+          <wp:inline distT="0" distB="0" distL="0" distR="0" wp14:anchorId="2D4CAC93" wp14:editId="280BF57D">
+            <wp:extent cx="4727528" cy="2470826"/>
+            <wp:effectExtent l="0" t="0" r="0" b="5715"/>
+            <wp:docPr id="1592252906" name="Picture 3" descr="A spiral notebook with a spiral bound&#10;&#10;AI-generated content may be incorrect."/>
             <wp:cNvGraphicFramePr>
               <a:graphicFrameLocks xmlns:a="http://schemas.openxmlformats.org/drawingml/2006/main" noChangeAspect="1"/>
             </wp:cNvGraphicFramePr>
@@ -408,13 +379,13 @@
               <a:graphicData uri="http://schemas.openxmlformats.org/drawingml/2006/picture">
                 <pic:pic xmlns:pic="http://schemas.openxmlformats.org/drawingml/2006/picture">
                   <pic:nvPicPr>
-                    <pic:cNvPr id="0" name="Picture 3"/>
+                    <pic:cNvPr id="1592252906" name="Picture 3" descr="A spiral notebook with a spiral bound&#10;&#10;AI-generated content may be incorrect."/>
                     <pic:cNvPicPr>
                       <a:picLocks noChangeAspect="1" noChangeArrowheads="1"/>
                     </pic:cNvPicPr>
                   </pic:nvPicPr>
                   <pic:blipFill>
-                    <a:blip r:embed="rId9" cstate="print">
+                    <a:blip r:embed="rId9">
                       <a:extLst>
                         <a:ext uri="{28A0092B-C50C-407E-A947-70E740481C1C}">
                           <a14:useLocalDpi xmlns:a14="http://schemas.microsoft.com/office/drawing/2010/main" val="0"/>
@@ -429,7 +400,7 @@
                   <pic:spPr bwMode="auto">
                     <a:xfrm>
                       <a:off x="0" y="0"/>
-                      <a:ext cx="4661059" cy="3909002"/>
+                      <a:ext cx="4742034" cy="2478407"/>
                     </a:xfrm>
                     <a:prstGeom prst="rect">
                       <a:avLst/>
@@ -444,6 +415,67 @@
             </a:graphic>
           </wp:inline>
         </w:drawing>
+      </w:r>
+    </w:p>
+    <w:p>
+      <w:pPr>
+        <w:spacing w:after="0"/>
+        <w:rPr>
+          <w:rFonts w:ascii="Ink Free" w:eastAsia="Century" w:hAnsi="Ink Free" w:cs="Century"/>
+          <w:color w:val="4472C4" w:themeColor="accent1"/>
+          <w:sz w:val="40"/>
+          <w:szCs w:val="40"/>
+          <w14:shadow w14:blurRad="38100" w14:dist="25400" w14:dir="5400000" w14:sx="100000" w14:sy="100000" w14:kx="0" w14:ky="0" w14:algn="ctr">
+            <w14:srgbClr w14:val="6E747A">
+              <w14:alpha w14:val="57000"/>
+            </w14:srgbClr>
+          </w14:shadow>
+          <w14:textOutline w14:w="0" w14:cap="flat" w14:cmpd="sng" w14:algn="ctr">
+            <w14:noFill/>
+            <w14:prstDash w14:val="solid"/>
+            <w14:round/>
+          </w14:textOutline>
+        </w:rPr>
+      </w:pPr>
+      <w:r>
+        <w:rPr>
+          <w:rFonts w:ascii="Ink Free" w:eastAsia="Century" w:hAnsi="Ink Free" w:cs="Century"/>
+          <w:b/>
+          <w:bCs/>
+          <w:color w:val="4472C4" w:themeColor="accent1"/>
+          <w:sz w:val="40"/>
+          <w:szCs w:val="40"/>
+          <w14:shadow w14:blurRad="38100" w14:dist="25400" w14:dir="5400000" w14:sx="100000" w14:sy="100000" w14:kx="0" w14:ky="0" w14:algn="ctr">
+            <w14:srgbClr w14:val="6E747A">
+              <w14:alpha w14:val="57000"/>
+            </w14:srgbClr>
+          </w14:shadow>
+          <w14:textOutline w14:w="0" w14:cap="flat" w14:cmpd="sng" w14:algn="ctr">
+            <w14:noFill/>
+            <w14:prstDash w14:val="solid"/>
+            <w14:round/>
+          </w14:textOutline>
+        </w:rPr>
+        <w:t xml:space="preserve">Hipòtesis </w:t>
+      </w:r>
+      <w:r>
+        <w:rPr>
+          <w:rFonts w:ascii="Ink Free" w:eastAsia="Century" w:hAnsi="Ink Free" w:cs="Century"/>
+          <w:color w:val="4472C4" w:themeColor="accent1"/>
+          <w:sz w:val="40"/>
+          <w:szCs w:val="40"/>
+          <w14:shadow w14:blurRad="38100" w14:dist="25400" w14:dir="5400000" w14:sx="100000" w14:sy="100000" w14:kx="0" w14:ky="0" w14:algn="ctr">
+            <w14:srgbClr w14:val="6E747A">
+              <w14:alpha w14:val="57000"/>
+            </w14:srgbClr>
+          </w14:shadow>
+          <w14:textOutline w14:w="0" w14:cap="flat" w14:cmpd="sng" w14:algn="ctr">
+            <w14:noFill/>
+            <w14:prstDash w14:val="solid"/>
+            <w14:round/>
+          </w14:textOutline>
+        </w:rPr>
+        <w:t>sobre el contingut</w:t>
       </w:r>
     </w:p>
     <w:p>
@@ -469,6 +501,7 @@
       <w:r>
         <w:rPr>
           <w:rFonts w:ascii="Ink Free" w:eastAsia="Century" w:hAnsi="Ink Free" w:cs="Century"/>
+          <w:noProof/>
           <w:color w:val="4472C4" w:themeColor="accent1"/>
           <w:sz w:val="52"/>
           <w:szCs w:val="52"/>
@@ -483,10 +516,101 @@
             <w14:round/>
           </w14:textOutline>
         </w:rPr>
-        <w:t>Nivell de confiança</w:t>
+        <w:drawing>
+          <wp:inline distT="0" distB="0" distL="0" distR="0" wp14:anchorId="65A6FF57" wp14:editId="14624C02">
+            <wp:extent cx="4650105" cy="1789890"/>
+            <wp:effectExtent l="0" t="0" r="0" b="1270"/>
+            <wp:docPr id="1380592539" name="Picture 4" descr="A white page with spirals&#10;&#10;AI-generated content may be incorrect."/>
+            <wp:cNvGraphicFramePr>
+              <a:graphicFrameLocks xmlns:a="http://schemas.openxmlformats.org/drawingml/2006/main" noChangeAspect="1"/>
+            </wp:cNvGraphicFramePr>
+            <a:graphic xmlns:a="http://schemas.openxmlformats.org/drawingml/2006/main">
+              <a:graphicData uri="http://schemas.openxmlformats.org/drawingml/2006/picture">
+                <pic:pic xmlns:pic="http://schemas.openxmlformats.org/drawingml/2006/picture">
+                  <pic:nvPicPr>
+                    <pic:cNvPr id="1380592539" name="Picture 4" descr="A white page with spirals&#10;&#10;AI-generated content may be incorrect."/>
+                    <pic:cNvPicPr>
+                      <a:picLocks noChangeAspect="1" noChangeArrowheads="1"/>
+                    </pic:cNvPicPr>
+                  </pic:nvPicPr>
+                  <pic:blipFill>
+                    <a:blip r:embed="rId10" cstate="print">
+                      <a:extLst>
+                        <a:ext uri="{28A0092B-C50C-407E-A947-70E740481C1C}">
+                          <a14:useLocalDpi xmlns:a14="http://schemas.microsoft.com/office/drawing/2010/main" val="0"/>
+                        </a:ext>
+                      </a:extLst>
+                    </a:blip>
+                    <a:srcRect/>
+                    <a:stretch>
+                      <a:fillRect/>
+                    </a:stretch>
+                  </pic:blipFill>
+                  <pic:spPr bwMode="auto">
+                    <a:xfrm>
+                      <a:off x="0" y="0"/>
+                      <a:ext cx="4661612" cy="1794319"/>
+                    </a:xfrm>
+                    <a:prstGeom prst="rect">
+                      <a:avLst/>
+                    </a:prstGeom>
+                    <a:noFill/>
+                    <a:ln>
+                      <a:noFill/>
+                    </a:ln>
+                  </pic:spPr>
+                </pic:pic>
+              </a:graphicData>
+            </a:graphic>
+          </wp:inline>
+        </w:drawing>
       </w:r>
     </w:p>
     <w:p>
+      <w:pPr>
+        <w:spacing w:after="0"/>
+        <w:rPr>
+          <w:rFonts w:ascii="Ink Free" w:eastAsia="Century" w:hAnsi="Ink Free" w:cs="Century"/>
+          <w:b/>
+          <w:bCs/>
+          <w:color w:val="4472C4" w:themeColor="accent1"/>
+          <w:sz w:val="40"/>
+          <w:szCs w:val="40"/>
+          <w14:shadow w14:blurRad="38100" w14:dist="25400" w14:dir="5400000" w14:sx="100000" w14:sy="100000" w14:kx="0" w14:ky="0" w14:algn="ctr">
+            <w14:srgbClr w14:val="6E747A">
+              <w14:alpha w14:val="57000"/>
+            </w14:srgbClr>
+          </w14:shadow>
+          <w14:textOutline w14:w="0" w14:cap="flat" w14:cmpd="sng" w14:algn="ctr">
+            <w14:noFill/>
+            <w14:prstDash w14:val="solid"/>
+            <w14:round/>
+          </w14:textOutline>
+        </w:rPr>
+      </w:pPr>
+      <w:r>
+        <w:rPr>
+          <w:rFonts w:ascii="Ink Free" w:eastAsia="Century" w:hAnsi="Ink Free" w:cs="Century"/>
+          <w:b/>
+          <w:bCs/>
+          <w:color w:val="4472C4" w:themeColor="accent1"/>
+          <w:sz w:val="40"/>
+          <w:szCs w:val="40"/>
+          <w14:shadow w14:blurRad="38100" w14:dist="25400" w14:dir="5400000" w14:sx="100000" w14:sy="100000" w14:kx="0" w14:ky="0" w14:algn="ctr">
+            <w14:srgbClr w14:val="6E747A">
+              <w14:alpha w14:val="57000"/>
+            </w14:srgbClr>
+          </w14:shadow>
+          <w14:textOutline w14:w="0" w14:cap="flat" w14:cmpd="sng" w14:algn="ctr">
+            <w14:noFill/>
+            <w14:prstDash w14:val="solid"/>
+            <w14:round/>
+          </w14:textOutline>
+        </w:rPr>
+        <w:t>Nivell de confiança</w:t>
+      </w:r>
+    </w:p>
+    <w:p>
       <w:r>
         <w:t>Marqueu a on us situaríeu el vostre</w:t>
       </w:r>
@@ -497,7 +621,6 @@
         <w:t>de confiança sobre les vostres hipòtesis:</w:t>
       </w:r>
     </w:p>
-    <w:p/>
     <w:p>
       <w:pPr>
         <w:spacing w:after="0"/>
@@ -752,12 +875,12 @@
       </w:r>
     </w:p>
     <w:sectPr>
-      <w:headerReference w:type="even" r:id="rId10"/>
-      <w:headerReference w:type="default" r:id="rId11"/>
-      <w:footerReference w:type="even" r:id="rId12"/>
-      <w:footerReference w:type="default" r:id="rId13"/>
-      <w:headerReference w:type="first" r:id="rId14"/>
-      <w:footerReference w:type="first" r:id="rId15"/>
+      <w:headerReference w:type="even" r:id="rId11"/>
+      <w:headerReference w:type="default" r:id="rId12"/>
+      <w:footerReference w:type="even" r:id="rId13"/>
+      <w:footerReference w:type="default" r:id="rId14"/>
+      <w:headerReference w:type="first" r:id="rId15"/>
+      <w:footerReference w:type="first" r:id="rId16"/>
       <w:type w:val="continuous"/>
       <w:pgSz w:w="16838" w:h="11906" w:orient="landscape"/>
       <w:pgMar w:top="720" w:right="720" w:bottom="720" w:left="720" w:header="709" w:footer="709" w:gutter="0"/>

--- a/REI-Recogida-de-datos/03 - Fase 2 - Informe.docx
+++ b/REI-Recogida-de-datos/03 - Fase 2 - Informe.docx
@@ -952,6 +952,7 @@
         <w:docPartUnique/>
       </w:docPartObj>
     </w:sdtPr>
+    <w:sdtEndPr/>
     <w:sdtContent>
       <w:p>
         <w:pPr>
@@ -1113,6 +1114,90 @@
     </w:pPr>
     <w:r>
       <w:rPr>
+        <w:noProof/>
+      </w:rPr>
+      <w:drawing>
+        <wp:anchor distT="0" distB="0" distL="114300" distR="114300" simplePos="0" relativeHeight="251668480" behindDoc="0" locked="0" layoutInCell="1" allowOverlap="1" wp14:anchorId="5568AAA1" wp14:editId="1B326833">
+          <wp:simplePos x="0" y="0"/>
+          <wp:positionH relativeFrom="margin">
+            <wp:align>right</wp:align>
+          </wp:positionH>
+          <wp:positionV relativeFrom="paragraph">
+            <wp:posOffset>-283237</wp:posOffset>
+          </wp:positionV>
+          <wp:extent cx="1568174" cy="417260"/>
+          <wp:effectExtent l="0" t="0" r="0" b="1905"/>
+          <wp:wrapNone/>
+          <wp:docPr id="616438139" name="Picture 2" descr="A grey square with white text&#10;&#10;AI-generated content may be incorrect.">
+            <a:extLst xmlns:a="http://schemas.openxmlformats.org/drawingml/2006/main">
+              <a:ext uri="{FF2B5EF4-FFF2-40B4-BE49-F238E27FC236}">
+                <a16:creationId xmlns:a16="http://schemas.microsoft.com/office/drawing/2014/main" id="{2ADF4236-C311-988C-1EAF-F33444BF8989}"/>
+              </a:ext>
+            </a:extLst>
+          </wp:docPr>
+          <wp:cNvGraphicFramePr>
+            <a:graphicFrameLocks xmlns:a="http://schemas.openxmlformats.org/drawingml/2006/main" noChangeAspect="1"/>
+          </wp:cNvGraphicFramePr>
+          <a:graphic xmlns:a="http://schemas.openxmlformats.org/drawingml/2006/main">
+            <a:graphicData uri="http://schemas.openxmlformats.org/drawingml/2006/picture">
+              <pic:pic xmlns:pic="http://schemas.openxmlformats.org/drawingml/2006/picture">
+                <pic:nvPicPr>
+                  <pic:cNvPr id="1026" name="Picture 2" descr="A grey square with white text&#10;&#10;AI-generated content may be incorrect.">
+                    <a:extLst>
+                      <a:ext uri="{FF2B5EF4-FFF2-40B4-BE49-F238E27FC236}">
+                        <a16:creationId xmlns:a16="http://schemas.microsoft.com/office/drawing/2014/main" id="{2ADF4236-C311-988C-1EAF-F33444BF8989}"/>
+                      </a:ext>
+                    </a:extLst>
+                  </pic:cNvPr>
+                  <pic:cNvPicPr>
+                    <a:picLocks noChangeAspect="1"/>
+                  </pic:cNvPicPr>
+                </pic:nvPicPr>
+                <pic:blipFill rotWithShape="1">
+                  <a:blip r:embed="rId1">
+                    <a:extLst>
+                      <a:ext uri="{28A0092B-C50C-407E-A947-70E740481C1C}">
+                        <a14:useLocalDpi xmlns:a14="http://schemas.microsoft.com/office/drawing/2010/main" val="0"/>
+                      </a:ext>
+                    </a:extLst>
+                  </a:blip>
+                  <a:srcRect r="18171" b="16231"/>
+                  <a:stretch>
+                    <a:fillRect/>
+                  </a:stretch>
+                </pic:blipFill>
+                <pic:spPr bwMode="auto">
+                  <a:xfrm>
+                    <a:off x="0" y="0"/>
+                    <a:ext cx="1568174" cy="417260"/>
+                  </a:xfrm>
+                  <a:prstGeom prst="rect">
+                    <a:avLst/>
+                  </a:prstGeom>
+                  <a:noFill/>
+                  <a:ln>
+                    <a:noFill/>
+                  </a:ln>
+                  <a:extLst>
+                    <a:ext uri="{53640926-AAD7-44D8-BBD7-CCE9431645EC}">
+                      <a14:shadowObscured xmlns:a14="http://schemas.microsoft.com/office/drawing/2010/main"/>
+                    </a:ext>
+                  </a:extLst>
+                </pic:spPr>
+              </pic:pic>
+            </a:graphicData>
+          </a:graphic>
+          <wp14:sizeRelH relativeFrom="margin">
+            <wp14:pctWidth>0</wp14:pctWidth>
+          </wp14:sizeRelH>
+          <wp14:sizeRelV relativeFrom="margin">
+            <wp14:pctHeight>0</wp14:pctHeight>
+          </wp14:sizeRelV>
+        </wp:anchor>
+      </w:drawing>
+    </w:r>
+    <w:r>
+      <w:rPr>
         <w:rFonts w:ascii="Ink Free" w:eastAsia="Century" w:hAnsi="Ink Free" w:cs="Century"/>
         <w:b/>
         <w:bCs/>
@@ -1132,7 +1217,7 @@
         </w14:textOutline>
       </w:rPr>
       <w:drawing>
-        <wp:anchor distT="0" distB="0" distL="114300" distR="114300" simplePos="0" relativeHeight="251666432" behindDoc="1" locked="0" layoutInCell="1" allowOverlap="1" wp14:anchorId="22AD5789" wp14:editId="25944404">
+        <wp:anchor distT="0" distB="0" distL="114300" distR="114300" simplePos="0" relativeHeight="251666432" behindDoc="1" locked="0" layoutInCell="1" allowOverlap="1" wp14:anchorId="22AD5789" wp14:editId="764D87E7">
           <wp:simplePos x="0" y="0"/>
           <wp:positionH relativeFrom="margin">
             <wp:posOffset>2209800</wp:posOffset>
@@ -1157,7 +1242,7 @@
                   </pic:cNvPicPr>
                 </pic:nvPicPr>
                 <pic:blipFill>
-                  <a:blip r:embed="rId1">
+                  <a:blip r:embed="rId2">
                     <a:extLst>
                       <a:ext uri="{28A0092B-C50C-407E-A947-70E740481C1C}">
                         <a14:useLocalDpi xmlns:a14="http://schemas.microsoft.com/office/drawing/2010/main" val="0"/>
@@ -1238,7 +1323,7 @@
                         <pic:cNvPicPr/>
                       </pic:nvPicPr>
                       <pic:blipFill rotWithShape="1">
-                        <a:blip r:embed="rId2">
+                        <a:blip r:embed="rId3">
                           <a:alphaModFix amt="20000"/>
                         </a:blip>
                         <a:srcRect/>
@@ -1264,7 +1349,7 @@
                         <pic:cNvPicPr/>
                       </pic:nvPicPr>
                       <pic:blipFill rotWithShape="1">
-                        <a:blip r:embed="rId3">
+                        <a:blip r:embed="rId4">
                           <a:alphaModFix amt="20000"/>
                         </a:blip>
                         <a:srcRect/>
@@ -1290,7 +1375,7 @@
                         <pic:cNvPicPr/>
                       </pic:nvPicPr>
                       <pic:blipFill rotWithShape="1">
-                        <a:blip r:embed="rId4">
+                        <a:blip r:embed="rId5">
                           <a:clrChange>
                             <a:clrFrom>
                               <a:srgbClr val="FFFFFF"/>
@@ -1355,13 +1440,13 @@
                 <o:lock v:ext="edit" aspectratio="t"/>
               </v:shapetype>
               <v:shape id="Google Shape;25;p3" o:spid="_x0000_s1027" type="#_x0000_t75" alt="A red circle with black background&#10;&#10;Description automatically generated" style="position:absolute;left:326;top:1115;width:5880;height:5880;visibility:visible;mso-wrap-style:square" o:gfxdata="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">
-                <v:imagedata r:id="rId5" o:title="A red circle with black background&#10;&#10;Description automatically generated"/>
+                <v:imagedata r:id="rId6" o:title="A red circle with black background&#10;&#10;Description automatically generated"/>
               </v:shape>
               <v:shape id="Google Shape;26;p3" o:spid="_x0000_s1028" type="#_x0000_t75" alt="A purple square with black border&#10;&#10;Description automatically generated" style="position:absolute;left:5851;width:4152;height:4152;rotation:45;visibility:visible;mso-wrap-style:square" o:gfxdata="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">
-                <v:imagedata r:id="rId6" o:title="A purple square with black border&#10;&#10;Description automatically generated"/>
+                <v:imagedata r:id="rId7" o:title="A purple square with black border&#10;&#10;Description automatically generated"/>
               </v:shape>
               <v:shape id="Google Shape;33;p4" o:spid="_x0000_s1029" type="#_x0000_t75" alt="Imatge que conté Font, Gràfics, logotip, blanc&#10;&#10;Descripció generada automàticament" style="position:absolute;top:1387;width:10528;height:3188;visibility:visible;mso-wrap-style:square" o:gfxdata="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">
-                <v:imagedata r:id="rId7" o:title="Imatge que conté Font, Gràfics, logotip, blanc&#10;&#10;Descripció generada automàticament" chromakey="white" gain="19661f" blacklevel="22938f"/>
+                <v:imagedata r:id="rId8" o:title="Imatge que conté Font, Gràfics, logotip, blanc&#10;&#10;Descripció generada automàticament" chromakey="white" gain="19661f" blacklevel="22938f"/>
               </v:shape>
               <w10:wrap anchorx="margin"/>
             </v:group>
